--- a/MATERIAL_2027/C2/S4/DADOS3EMC2B1S4A3_AP3_professor.docx
+++ b/MATERIAL_2027/C2/S4/DADOS3EMC2B1S4A3_AP3_professor.docx
@@ -8,6 +8,7 @@
         <w:jc w:val="center"/>
         <w:rPr>
           <w:rFonts w:cs="Poppins"/>
+          <w:lang w:val="pt-BR"/>
         </w:rPr>
       </w:pPr>
       <w:r>
@@ -15,6 +16,7 @@
           <w:rFonts w:cs="Poppins"/>
           <w:b/>
           <w:sz w:val="36"/>
+          <w:lang w:val="pt-BR"/>
         </w:rPr>
         <w:t>Roteiro de Atividade Prática</w:t>
       </w:r>
@@ -27,6 +29,7 @@
           <w:b/>
           <w:sz w:val="32"/>
           <w:szCs w:val="32"/>
+          <w:lang w:val="pt-BR"/>
         </w:rPr>
       </w:pPr>
       <w:r>
@@ -35,6 +38,7 @@
           <w:b/>
           <w:sz w:val="32"/>
           <w:szCs w:val="32"/>
+          <w:lang w:val="pt-BR"/>
         </w:rPr>
         <w:t>Nome: _______________________</w:t>
       </w:r>
@@ -44,6 +48,7 @@
           <w:b/>
           <w:sz w:val="32"/>
           <w:szCs w:val="32"/>
+          <w:lang w:val="pt-BR"/>
         </w:rPr>
         <w:t>__</w:t>
       </w:r>
@@ -53,6 +58,7 @@
           <w:b/>
           <w:sz w:val="32"/>
           <w:szCs w:val="32"/>
+          <w:lang w:val="pt-BR"/>
         </w:rPr>
         <w:t>__   Turma: ____</w:t>
       </w:r>
@@ -65,6 +71,7 @@
         <w:rPr>
           <w:rFonts w:ascii="Poppins" w:hAnsi="Poppins" w:cs="Poppins"/>
           <w:color w:val="auto"/>
+          <w:lang w:val="pt-BR"/>
         </w:rPr>
       </w:pPr>
     </w:p>
@@ -76,12 +83,14 @@
         <w:rPr>
           <w:rFonts w:ascii="Poppins" w:hAnsi="Poppins" w:cs="Poppins"/>
           <w:color w:val="auto"/>
+          <w:lang w:val="pt-BR"/>
         </w:rPr>
       </w:pPr>
       <w:r>
         <w:rPr>
           <w:rFonts w:ascii="Poppins" w:hAnsi="Poppins" w:cs="Poppins"/>
           <w:color w:val="auto"/>
+          <w:lang w:val="pt-BR"/>
         </w:rPr>
         <w:t>Título da atividade: Briefing estatístico para o gestor</w:t>
       </w:r>
@@ -93,6 +102,7 @@
         <w:rPr>
           <w:rFonts w:ascii="Poppins" w:hAnsi="Poppins" w:cs="Poppins"/>
           <w:color w:val="auto"/>
+          <w:lang w:val="pt-BR"/>
         </w:rPr>
       </w:pPr>
     </w:p>
@@ -103,12 +113,14 @@
         <w:rPr>
           <w:rFonts w:ascii="Poppins" w:hAnsi="Poppins" w:cs="Poppins"/>
           <w:color w:val="auto"/>
+          <w:lang w:val="pt-BR"/>
         </w:rPr>
       </w:pPr>
       <w:r>
         <w:rPr>
           <w:rFonts w:ascii="Poppins" w:hAnsi="Poppins" w:cs="Poppins"/>
           <w:color w:val="auto"/>
+          <w:lang w:val="pt-BR"/>
         </w:rPr>
         <w:t>Objetivos</w:t>
       </w:r>
@@ -118,11 +130,13 @@
         <w:spacing w:after="0"/>
         <w:rPr>
           <w:rFonts w:cs="Poppins"/>
+          <w:lang w:val="pt-BR"/>
         </w:rPr>
       </w:pPr>
       <w:r>
         <w:rPr>
           <w:rFonts w:cs="Poppins"/>
+          <w:lang w:val="pt-BR"/>
         </w:rPr>
         <w:t>Resolver situações aplicadas envolvendo média, mediana e moda, selecionando a medida mais adequada de acordo com a pergunta da análise e justificando a escolha com base nos dados.</w:t>
       </w:r>
@@ -134,12 +148,14 @@
         <w:rPr>
           <w:rFonts w:ascii="Poppins" w:hAnsi="Poppins" w:cs="Poppins"/>
           <w:color w:val="auto"/>
+          <w:lang w:val="pt-BR"/>
         </w:rPr>
       </w:pPr>
       <w:r>
         <w:rPr>
           <w:rFonts w:ascii="Poppins" w:hAnsi="Poppins" w:cs="Poppins"/>
           <w:color w:val="auto"/>
+          <w:lang w:val="pt-BR"/>
         </w:rPr>
         <w:t>Lista de materiais</w:t>
       </w:r>
@@ -151,11 +167,13 @@
         <w:contextualSpacing w:val="0"/>
         <w:rPr>
           <w:rFonts w:cs="Poppins"/>
+          <w:lang w:val="pt-BR"/>
         </w:rPr>
       </w:pPr>
       <w:r>
         <w:rPr>
           <w:rFonts w:cs="Poppins"/>
+          <w:lang w:val="pt-BR"/>
         </w:rPr>
         <w:t>Computador com acesso à internet e ambiente para execução de notebooks Jupyter.</w:t>
       </w:r>
@@ -167,11 +185,13 @@
         <w:contextualSpacing w:val="0"/>
         <w:rPr>
           <w:rFonts w:cs="Poppins"/>
+          <w:lang w:val="pt-BR"/>
         </w:rPr>
       </w:pPr>
       <w:r>
         <w:rPr>
           <w:rFonts w:cs="Poppins"/>
+          <w:lang w:val="pt-BR"/>
         </w:rPr>
         <w:t>Projetor ou TV para conferência coletiva.</w:t>
       </w:r>
@@ -183,11 +203,13 @@
         <w:contextualSpacing w:val="0"/>
         <w:rPr>
           <w:rFonts w:cs="Poppins"/>
+          <w:lang w:val="pt-BR"/>
         </w:rPr>
       </w:pPr>
       <w:r>
         <w:rPr>
           <w:rFonts w:cs="Poppins"/>
+          <w:lang w:val="pt-BR"/>
         </w:rPr>
         <w:t>Caneta ou lápis, se necessário para registros auxiliares.</w:t>
       </w:r>
@@ -199,17 +221,31 @@
         <w:contextualSpacing w:val="0"/>
         <w:rPr>
           <w:rFonts w:cs="Poppins"/>
-          <w:noProof/>
-          <w:highlight w:val="yellow"/>
+          <w:lang w:val="pt-BR"/>
         </w:rPr>
       </w:pPr>
       <w:r>
         <w:rPr>
           <w:rFonts w:cs="Poppins"/>
-          <w:noProof/>
-          <w:highlight w:val="yellow"/>
-        </w:rPr>
-        <w:t>Notebook da atividade prática  fornecido pelo professor, por meio do link:</w:t>
+          <w:lang w:val="pt-BR"/>
+        </w:rPr>
+        <w:t xml:space="preserve">Notebook da atividade </w:t>
+      </w:r>
+      <w:proofErr w:type="gramStart"/>
+      <w:r>
+        <w:rPr>
+          <w:rFonts w:cs="Poppins"/>
+          <w:lang w:val="pt-BR"/>
+        </w:rPr>
+        <w:t>prática  fornecido</w:t>
+      </w:r>
+      <w:proofErr w:type="gramEnd"/>
+      <w:r>
+        <w:rPr>
+          <w:rFonts w:cs="Poppins"/>
+          <w:lang w:val="pt-BR"/>
+        </w:rPr>
+        <w:t xml:space="preserve"> pelo professor, por meio do link:</w:t>
       </w:r>
     </w:p>
     <w:p>
@@ -224,22 +260,51 @@
         <w:contextualSpacing w:val="0"/>
         <w:rPr>
           <w:rFonts w:cs="Poppins"/>
-        </w:rPr>
-      </w:pPr>
+          <w:lang w:val="pt-BR"/>
+        </w:rPr>
+      </w:pPr>
+      <w:hyperlink r:id="rId8" w:history="1">
+        <w:r>
+          <w:rPr>
+            <w:rStyle w:val="Hyperlink"/>
+            <w:rFonts w:cs="Poppins"/>
+            <w:lang w:val="pt-BR"/>
+          </w:rPr>
+          <w:t>https://github.com/ept-seduc-sp/dados-ano2/blob/main/MATERIAL_2027/C2/S4/DADOS3EMC2B1S4A3_AP3_professor.ipynb</w:t>
+        </w:r>
+      </w:hyperlink>
     </w:p>
     <w:p>
       <w:pPr>
+        <w:pStyle w:val="Commarcadores"/>
+        <w:numPr>
+          <w:ilvl w:val="0"/>
+          <w:numId w:val="0"/>
+        </w:numPr>
+        <w:spacing w:after="0"/>
+        <w:ind w:left="360"/>
+        <w:contextualSpacing w:val="0"/>
+        <w:rPr>
+          <w:rFonts w:cs="Poppins"/>
+          <w:lang w:val="pt-BR"/>
+        </w:rPr>
+      </w:pPr>
+    </w:p>
+    <w:p>
+      <w:pPr>
         <w:pStyle w:val="Ttulo1"/>
         <w:spacing w:before="0"/>
         <w:rPr>
           <w:rFonts w:ascii="Poppins" w:hAnsi="Poppins" w:cs="Poppins"/>
           <w:color w:val="auto"/>
+          <w:lang w:val="pt-BR"/>
         </w:rPr>
       </w:pPr>
       <w:r>
         <w:rPr>
           <w:rFonts w:ascii="Poppins" w:hAnsi="Poppins" w:cs="Poppins"/>
           <w:color w:val="auto"/>
+          <w:lang w:val="pt-BR"/>
         </w:rPr>
         <w:t>Organização do ambiente</w:t>
       </w:r>
@@ -249,11 +314,13 @@
         <w:spacing w:after="0"/>
         <w:rPr>
           <w:rFonts w:cs="Poppins"/>
+          <w:lang w:val="pt-BR"/>
         </w:rPr>
       </w:pPr>
       <w:r>
         <w:rPr>
           <w:rFonts w:cs="Poppins"/>
+          <w:lang w:val="pt-BR"/>
         </w:rPr>
         <w:t>Organize a turma em duplas no laboratório de informática. Cada dupla deve utilizar um computador e manter o roteiro aberto durante a atividade. O professor deve circular entre as duplas para acompanhar os registros e as justificativas, sem antecipar as respostas.</w:t>
       </w:r>
@@ -263,13 +330,15 @@
         <w:spacing w:after="0"/>
         <w:rPr>
           <w:rFonts w:cs="Poppins"/>
+          <w:lang w:val="pt-BR"/>
         </w:rPr>
       </w:pPr>
       <w:r>
         <w:rPr>
           <w:rFonts w:cs="Poppins"/>
-          <w:noProof/>
-        </w:rPr>
+          <w:lang w:val="pt-BR"/>
+        </w:rPr>
+        <w:lastRenderedPageBreak/>
         <w:drawing>
           <wp:inline distT="0" distB="0" distL="0" distR="0" wp14:anchorId="09CFF9EC" wp14:editId="0AB376B4">
             <wp:extent cx="5303520" cy="2757830"/>
@@ -286,7 +355,7 @@
                     <pic:cNvPicPr/>
                   </pic:nvPicPr>
                   <pic:blipFill>
-                    <a:blip r:embed="rId8"/>
+                    <a:blip r:embed="rId9"/>
                     <a:stretch>
                       <a:fillRect/>
                     </a:stretch>
@@ -314,6 +383,7 @@
         <w:rPr>
           <w:rFonts w:ascii="Poppins" w:hAnsi="Poppins" w:cs="Poppins"/>
           <w:color w:val="auto"/>
+          <w:lang w:val="pt-BR"/>
         </w:rPr>
       </w:pPr>
       <w:r>
@@ -322,7 +392,6 @@
           <w:color w:val="auto"/>
           <w:lang w:val="pt-BR" w:eastAsia="pt-BR"/>
         </w:rPr>
-        <w:lastRenderedPageBreak/>
         <w:t>Procedimento</w:t>
       </w:r>
     </w:p>
@@ -347,6 +416,7 @@
         <w:spacing w:after="0"/>
         <w:rPr>
           <w:rFonts w:cs="Poppins"/>
+          <w:lang w:val="pt-BR"/>
         </w:rPr>
       </w:pPr>
     </w:p>
@@ -359,6 +429,7 @@
           <w:color w:val="auto"/>
           <w:sz w:val="28"/>
           <w:szCs w:val="28"/>
+          <w:lang w:val="pt-BR"/>
         </w:rPr>
       </w:pPr>
       <w:r>
@@ -377,6 +448,7 @@
         <w:spacing w:after="0"/>
         <w:rPr>
           <w:rFonts w:cs="Poppins"/>
+          <w:lang w:val="pt-BR"/>
         </w:rPr>
       </w:pPr>
       <w:r>
@@ -392,6 +464,7 @@
         <w:spacing w:after="0"/>
         <w:rPr>
           <w:rFonts w:cs="Poppins"/>
+          <w:lang w:val="pt-BR"/>
         </w:rPr>
       </w:pPr>
       <w:r>
@@ -414,6 +487,7 @@
         <w:spacing w:after="0"/>
         <w:rPr>
           <w:rFonts w:cs="Poppins"/>
+          <w:lang w:val="pt-BR"/>
         </w:rPr>
       </w:pPr>
       <w:r>
@@ -429,6 +503,7 @@
         <w:spacing w:after="0"/>
         <w:rPr>
           <w:rFonts w:cs="Poppins"/>
+          <w:lang w:val="pt-BR"/>
         </w:rPr>
       </w:pPr>
       <w:r>
@@ -444,6 +519,7 @@
         <w:spacing w:after="0"/>
         <w:rPr>
           <w:rFonts w:cs="Poppins"/>
+          <w:lang w:val="pt-BR"/>
         </w:rPr>
       </w:pPr>
       <w:r>
@@ -479,6 +555,7 @@
             <w:pPr>
               <w:rPr>
                 <w:rFonts w:cs="Poppins"/>
+                <w:lang w:val="pt-BR"/>
               </w:rPr>
             </w:pPr>
             <w:r>
@@ -500,6 +577,7 @@
             <w:pPr>
               <w:rPr>
                 <w:rFonts w:cs="Poppins"/>
+                <w:lang w:val="pt-BR"/>
               </w:rPr>
             </w:pPr>
             <w:r>
@@ -521,6 +599,7 @@
             <w:pPr>
               <w:rPr>
                 <w:rFonts w:cs="Poppins"/>
+                <w:lang w:val="pt-BR"/>
               </w:rPr>
             </w:pPr>
             <w:r>
@@ -546,6 +625,7 @@
             <w:pPr>
               <w:rPr>
                 <w:rFonts w:cs="Poppins"/>
+                <w:lang w:val="pt-BR"/>
               </w:rPr>
             </w:pPr>
             <w:r>
@@ -566,6 +646,7 @@
             <w:pPr>
               <w:rPr>
                 <w:rFonts w:cs="Poppins"/>
+                <w:lang w:val="pt-BR"/>
               </w:rPr>
             </w:pPr>
             <w:r>
@@ -594,6 +675,7 @@
             <w:pPr>
               <w:rPr>
                 <w:rFonts w:cs="Poppins"/>
+                <w:lang w:val="pt-BR"/>
               </w:rPr>
             </w:pPr>
             <w:r>
@@ -619,6 +701,7 @@
             <w:pPr>
               <w:rPr>
                 <w:rFonts w:cs="Poppins"/>
+                <w:lang w:val="pt-BR"/>
               </w:rPr>
             </w:pPr>
             <w:r>
@@ -639,6 +722,7 @@
             <w:pPr>
               <w:rPr>
                 <w:rFonts w:cs="Poppins"/>
+                <w:lang w:val="pt-BR"/>
               </w:rPr>
             </w:pPr>
             <w:r>
@@ -659,6 +743,7 @@
             <w:pPr>
               <w:rPr>
                 <w:rFonts w:cs="Poppins"/>
+                <w:lang w:val="pt-BR"/>
               </w:rPr>
             </w:pPr>
             <w:r>
@@ -684,6 +769,7 @@
             <w:pPr>
               <w:rPr>
                 <w:rFonts w:cs="Poppins"/>
+                <w:lang w:val="pt-BR"/>
               </w:rPr>
             </w:pPr>
             <w:r>
@@ -704,6 +790,7 @@
             <w:pPr>
               <w:rPr>
                 <w:rFonts w:cs="Poppins"/>
+                <w:lang w:val="pt-BR"/>
               </w:rPr>
             </w:pPr>
             <w:r>
@@ -724,6 +811,7 @@
             <w:pPr>
               <w:rPr>
                 <w:rFonts w:cs="Poppins"/>
+                <w:lang w:val="pt-BR"/>
               </w:rPr>
             </w:pPr>
             <w:r>
@@ -759,6 +847,7 @@
         <w:spacing w:after="0"/>
         <w:rPr>
           <w:rFonts w:cs="Poppins"/>
+          <w:lang w:val="pt-BR"/>
         </w:rPr>
       </w:pPr>
       <w:r>
@@ -919,6 +1008,7 @@
           <w:color w:val="auto"/>
           <w:sz w:val="28"/>
           <w:szCs w:val="28"/>
+          <w:lang w:val="pt-BR"/>
         </w:rPr>
       </w:pPr>
       <w:r>
@@ -947,6 +1037,7 @@
         <w:spacing w:after="0"/>
         <w:rPr>
           <w:rFonts w:cs="Poppins"/>
+          <w:lang w:val="pt-BR"/>
         </w:rPr>
       </w:pPr>
       <w:r>
@@ -962,6 +1053,7 @@
         <w:spacing w:after="0"/>
         <w:rPr>
           <w:rFonts w:cs="Poppins"/>
+          <w:lang w:val="pt-BR"/>
         </w:rPr>
       </w:pPr>
       <w:r>
@@ -977,6 +1069,7 @@
         <w:spacing w:after="0"/>
         <w:rPr>
           <w:rFonts w:cs="Poppins"/>
+          <w:lang w:val="pt-BR"/>
         </w:rPr>
       </w:pPr>
       <w:r>
@@ -992,6 +1085,7 @@
         <w:spacing w:after="0"/>
         <w:rPr>
           <w:rFonts w:cs="Poppins"/>
+          <w:lang w:val="pt-BR"/>
         </w:rPr>
       </w:pPr>
       <w:r>
@@ -1007,6 +1101,7 @@
         <w:spacing w:after="0"/>
         <w:rPr>
           <w:rFonts w:cs="Poppins"/>
+          <w:lang w:val="pt-BR"/>
         </w:rPr>
       </w:pPr>
       <w:r>
@@ -1022,6 +1117,7 @@
         <w:spacing w:after="0"/>
         <w:rPr>
           <w:rFonts w:cs="Poppins"/>
+          <w:lang w:val="pt-BR"/>
         </w:rPr>
       </w:pPr>
       <w:r>
@@ -1037,6 +1133,7 @@
         <w:spacing w:after="0"/>
         <w:rPr>
           <w:rFonts w:cs="Poppins"/>
+          <w:lang w:val="pt-BR"/>
         </w:rPr>
       </w:pPr>
       <w:r>
@@ -1044,7 +1141,23 @@
           <w:rFonts w:cs="Poppins"/>
           <w:lang w:val="pt-BR" w:eastAsia="pt-BR"/>
         </w:rPr>
-        <w:t>5. Escolha a medida que melhor representa o frete típico e justifique com os dados.</w:t>
+        <w:t xml:space="preserve">5. Escolha </w:t>
+      </w:r>
+      <w:proofErr w:type="gramStart"/>
+      <w:r>
+        <w:rPr>
+          <w:rFonts w:cs="Poppins"/>
+          <w:lang w:val="pt-BR" w:eastAsia="pt-BR"/>
+        </w:rPr>
+        <w:t>a</w:t>
+      </w:r>
+      <w:proofErr w:type="gramEnd"/>
+      <w:r>
+        <w:rPr>
+          <w:rFonts w:cs="Poppins"/>
+          <w:lang w:val="pt-BR" w:eastAsia="pt-BR"/>
+        </w:rPr>
+        <w:t xml:space="preserve"> medida que melhor representa o frete típico e justifique com os dados.</w:t>
       </w:r>
     </w:p>
     <w:tbl>
@@ -1072,6 +1185,7 @@
             <w:pPr>
               <w:rPr>
                 <w:rFonts w:cs="Poppins"/>
+                <w:lang w:val="pt-BR"/>
               </w:rPr>
             </w:pPr>
             <w:r>
@@ -1093,6 +1207,7 @@
             <w:pPr>
               <w:rPr>
                 <w:rFonts w:cs="Poppins"/>
+                <w:lang w:val="pt-BR"/>
               </w:rPr>
             </w:pPr>
             <w:r>
@@ -1114,6 +1229,7 @@
             <w:pPr>
               <w:rPr>
                 <w:rFonts w:cs="Poppins"/>
+                <w:lang w:val="pt-BR"/>
               </w:rPr>
             </w:pPr>
             <w:r>
@@ -1139,6 +1255,7 @@
             <w:pPr>
               <w:rPr>
                 <w:rFonts w:cs="Poppins"/>
+                <w:lang w:val="pt-BR"/>
               </w:rPr>
             </w:pPr>
             <w:r>
@@ -1159,6 +1276,7 @@
             <w:pPr>
               <w:rPr>
                 <w:rFonts w:cs="Poppins"/>
+                <w:lang w:val="pt-BR"/>
               </w:rPr>
             </w:pPr>
             <w:r>
@@ -1179,6 +1297,7 @@
             <w:pPr>
               <w:rPr>
                 <w:rFonts w:cs="Poppins"/>
+                <w:lang w:val="pt-BR"/>
               </w:rPr>
             </w:pPr>
             <w:r>
@@ -1204,6 +1323,7 @@
             <w:pPr>
               <w:rPr>
                 <w:rFonts w:cs="Poppins"/>
+                <w:lang w:val="pt-BR"/>
               </w:rPr>
             </w:pPr>
             <w:r>
@@ -1224,6 +1344,7 @@
             <w:pPr>
               <w:rPr>
                 <w:rFonts w:cs="Poppins"/>
+                <w:lang w:val="pt-BR"/>
               </w:rPr>
             </w:pPr>
             <w:r>
@@ -1244,6 +1365,7 @@
             <w:pPr>
               <w:rPr>
                 <w:rFonts w:cs="Poppins"/>
+                <w:lang w:val="pt-BR"/>
               </w:rPr>
             </w:pPr>
             <w:r>
@@ -1269,6 +1391,7 @@
             <w:pPr>
               <w:rPr>
                 <w:rFonts w:cs="Poppins"/>
+                <w:lang w:val="pt-BR"/>
               </w:rPr>
             </w:pPr>
             <w:r>
@@ -1289,6 +1412,7 @@
             <w:pPr>
               <w:rPr>
                 <w:rFonts w:cs="Poppins"/>
+                <w:lang w:val="pt-BR"/>
               </w:rPr>
             </w:pPr>
             <w:r>
@@ -1309,6 +1433,7 @@
             <w:pPr>
               <w:rPr>
                 <w:rFonts w:cs="Poppins"/>
+                <w:lang w:val="pt-BR"/>
               </w:rPr>
             </w:pPr>
             <w:r>
@@ -1328,6 +1453,7 @@
         <w:spacing w:after="0"/>
         <w:rPr>
           <w:rFonts w:cs="Poppins"/>
+          <w:lang w:val="pt-BR"/>
         </w:rPr>
       </w:pPr>
       <w:r>
@@ -1343,6 +1469,7 @@
         <w:spacing w:after="0"/>
         <w:rPr>
           <w:rFonts w:cs="Poppins"/>
+          <w:lang w:val="pt-BR"/>
         </w:rPr>
       </w:pPr>
       <w:r>
@@ -1368,6 +1495,7 @@
         <w:spacing w:after="0"/>
         <w:rPr>
           <w:rFonts w:cs="Poppins"/>
+          <w:lang w:val="pt-BR"/>
         </w:rPr>
       </w:pPr>
       <w:r>
@@ -1384,6 +1512,7 @@
         <w:spacing w:after="0"/>
         <w:rPr>
           <w:rFonts w:cs="Poppins"/>
+          <w:lang w:val="pt-BR"/>
         </w:rPr>
       </w:pPr>
       <w:r>
@@ -1400,6 +1529,7 @@
         <w:spacing w:after="0"/>
         <w:rPr>
           <w:rFonts w:cs="Poppins"/>
+          <w:lang w:val="pt-BR"/>
         </w:rPr>
       </w:pPr>
       <w:r>
@@ -1431,6 +1561,7 @@
           <w:color w:val="auto"/>
           <w:sz w:val="28"/>
           <w:szCs w:val="28"/>
+          <w:lang w:val="pt-BR"/>
         </w:rPr>
       </w:pPr>
       <w:r>
@@ -1449,7 +1580,7 @@
           <w:color w:val="auto"/>
           <w:sz w:val="28"/>
           <w:szCs w:val="28"/>
-          <w:lang w:eastAsia="pt-BR"/>
+          <w:lang w:val="pt-BR" w:eastAsia="pt-BR"/>
         </w:rPr>
         <w:t>Preços de um novo lote</w:t>
       </w:r>
@@ -1459,6 +1590,7 @@
         <w:spacing w:after="0"/>
         <w:rPr>
           <w:rFonts w:cs="Poppins"/>
+          <w:lang w:val="pt-BR"/>
         </w:rPr>
       </w:pPr>
       <w:r>
@@ -1530,6 +1662,7 @@
         <w:spacing w:after="0"/>
         <w:rPr>
           <w:rFonts w:cs="Poppins"/>
+          <w:lang w:val="pt-BR"/>
         </w:rPr>
       </w:pPr>
       <w:r>
@@ -1545,6 +1678,7 @@
         <w:spacing w:after="0"/>
         <w:rPr>
           <w:rFonts w:cs="Poppins"/>
+          <w:lang w:val="pt-BR"/>
         </w:rPr>
       </w:pPr>
       <w:r>
@@ -1560,6 +1694,7 @@
         <w:spacing w:after="0"/>
         <w:rPr>
           <w:rFonts w:cs="Poppins"/>
+          <w:lang w:val="pt-BR"/>
         </w:rPr>
       </w:pPr>
       <w:r>
@@ -1575,6 +1710,7 @@
         <w:spacing w:after="0"/>
         <w:rPr>
           <w:rFonts w:cs="Poppins"/>
+          <w:lang w:val="pt-BR"/>
         </w:rPr>
       </w:pPr>
       <w:r>
@@ -1604,6 +1740,7 @@
         <w:spacing w:after="0"/>
         <w:rPr>
           <w:rFonts w:cs="Poppins"/>
+          <w:lang w:val="pt-BR"/>
         </w:rPr>
       </w:pPr>
       <w:r>
@@ -1619,6 +1756,7 @@
         <w:spacing w:after="0"/>
         <w:rPr>
           <w:rFonts w:cs="Poppins"/>
+          <w:lang w:val="pt-BR"/>
         </w:rPr>
       </w:pPr>
       <w:r>
@@ -1634,6 +1772,7 @@
         <w:spacing w:after="0"/>
         <w:rPr>
           <w:rFonts w:cs="Poppins"/>
+          <w:lang w:val="pt-BR"/>
         </w:rPr>
       </w:pPr>
       <w:r>
@@ -1659,6 +1798,7 @@
         <w:spacing w:after="0"/>
         <w:rPr>
           <w:rFonts w:cs="Poppins"/>
+          <w:lang w:val="pt-BR"/>
         </w:rPr>
       </w:pPr>
       <w:r>
@@ -1675,6 +1815,7 @@
         <w:spacing w:after="0"/>
         <w:rPr>
           <w:rFonts w:cs="Poppins"/>
+          <w:lang w:val="pt-BR"/>
         </w:rPr>
       </w:pPr>
       <w:r>
@@ -1691,6 +1832,7 @@
         <w:spacing w:after="0"/>
         <w:rPr>
           <w:rFonts w:cs="Poppins"/>
+          <w:lang w:val="pt-BR"/>
         </w:rPr>
       </w:pPr>
       <w:r>
@@ -1720,6 +1862,7 @@
         <w:rPr>
           <w:rFonts w:ascii="Poppins" w:hAnsi="Poppins" w:cs="Poppins"/>
           <w:color w:val="auto"/>
+          <w:lang w:val="pt-BR"/>
         </w:rPr>
       </w:pPr>
       <w:r>
@@ -1736,6 +1879,7 @@
         <w:spacing w:after="0"/>
         <w:rPr>
           <w:rFonts w:cs="Poppins"/>
+          <w:lang w:val="pt-BR"/>
         </w:rPr>
       </w:pPr>
       <w:r>
@@ -1772,6 +1916,7 @@
             <w:pPr>
               <w:rPr>
                 <w:rFonts w:cs="Poppins"/>
+                <w:lang w:val="pt-BR"/>
               </w:rPr>
             </w:pPr>
             <w:r>
@@ -1793,6 +1938,7 @@
             <w:pPr>
               <w:rPr>
                 <w:rFonts w:cs="Poppins"/>
+                <w:lang w:val="pt-BR"/>
               </w:rPr>
             </w:pPr>
             <w:r>
@@ -1814,6 +1960,7 @@
             <w:pPr>
               <w:rPr>
                 <w:rFonts w:cs="Poppins"/>
+                <w:lang w:val="pt-BR"/>
               </w:rPr>
             </w:pPr>
             <w:r>
@@ -1835,6 +1982,7 @@
             <w:pPr>
               <w:rPr>
                 <w:rFonts w:cs="Poppins"/>
+                <w:lang w:val="pt-BR"/>
               </w:rPr>
             </w:pPr>
             <w:r>
@@ -1860,6 +2008,7 @@
             <w:pPr>
               <w:rPr>
                 <w:rFonts w:cs="Poppins"/>
+                <w:lang w:val="pt-BR"/>
               </w:rPr>
             </w:pPr>
             <w:r>
@@ -1880,6 +2029,7 @@
             <w:pPr>
               <w:rPr>
                 <w:rFonts w:cs="Poppins"/>
+                <w:lang w:val="pt-BR"/>
               </w:rPr>
             </w:pPr>
             <w:r>
@@ -1916,6 +2066,7 @@
             <w:pPr>
               <w:rPr>
                 <w:rFonts w:cs="Poppins"/>
+                <w:lang w:val="pt-BR"/>
               </w:rPr>
             </w:pPr>
             <w:r>
@@ -1936,6 +2087,7 @@
             <w:pPr>
               <w:rPr>
                 <w:rFonts w:cs="Poppins"/>
+                <w:lang w:val="pt-BR"/>
               </w:rPr>
             </w:pPr>
             <w:r>
@@ -1977,6 +2129,7 @@
             <w:pPr>
               <w:rPr>
                 <w:rFonts w:cs="Poppins"/>
+                <w:lang w:val="pt-BR"/>
               </w:rPr>
             </w:pPr>
             <w:r>
@@ -1997,6 +2150,7 @@
             <w:pPr>
               <w:rPr>
                 <w:rFonts w:cs="Poppins"/>
+                <w:lang w:val="pt-BR"/>
               </w:rPr>
             </w:pPr>
             <w:r>
@@ -2017,6 +2171,7 @@
             <w:pPr>
               <w:rPr>
                 <w:rFonts w:cs="Poppins"/>
+                <w:lang w:val="pt-BR"/>
               </w:rPr>
             </w:pPr>
             <w:r>
@@ -2037,6 +2192,7 @@
             <w:pPr>
               <w:rPr>
                 <w:rFonts w:cs="Poppins"/>
+                <w:lang w:val="pt-BR"/>
               </w:rPr>
             </w:pPr>
             <w:r>
@@ -2062,6 +2218,7 @@
             <w:pPr>
               <w:rPr>
                 <w:rFonts w:cs="Poppins"/>
+                <w:lang w:val="pt-BR"/>
               </w:rPr>
             </w:pPr>
             <w:r>
@@ -2082,6 +2239,7 @@
             <w:pPr>
               <w:rPr>
                 <w:rFonts w:cs="Poppins"/>
+                <w:lang w:val="pt-BR"/>
               </w:rPr>
             </w:pPr>
             <w:r>
@@ -2102,6 +2260,7 @@
             <w:pPr>
               <w:rPr>
                 <w:rFonts w:cs="Poppins"/>
+                <w:lang w:val="pt-BR"/>
               </w:rPr>
             </w:pPr>
             <w:r>
@@ -2122,6 +2281,7 @@
             <w:pPr>
               <w:rPr>
                 <w:rFonts w:cs="Poppins"/>
+                <w:lang w:val="pt-BR"/>
               </w:rPr>
             </w:pPr>
             <w:r>
@@ -2141,6 +2301,7 @@
         <w:spacing w:after="0"/>
         <w:rPr>
           <w:rFonts w:cs="Poppins"/>
+          <w:lang w:val="pt-BR"/>
         </w:rPr>
       </w:pPr>
       <w:r>
@@ -2156,6 +2317,7 @@
         <w:spacing w:after="0"/>
         <w:rPr>
           <w:rFonts w:cs="Poppins"/>
+          <w:lang w:val="pt-BR"/>
         </w:rPr>
       </w:pPr>
       <w:r>
@@ -2171,6 +2333,7 @@
         <w:spacing w:after="0"/>
         <w:rPr>
           <w:rFonts w:cs="Poppins"/>
+          <w:lang w:val="pt-BR"/>
         </w:rPr>
       </w:pPr>
       <w:r>
@@ -2196,6 +2359,7 @@
         <w:spacing w:after="0"/>
         <w:rPr>
           <w:rFonts w:cs="Poppins"/>
+          <w:lang w:val="pt-BR"/>
         </w:rPr>
       </w:pPr>
       <w:r>
@@ -2212,6 +2376,7 @@
         <w:spacing w:after="0"/>
         <w:rPr>
           <w:rFonts w:cs="Poppins"/>
+          <w:lang w:val="pt-BR"/>
         </w:rPr>
       </w:pPr>
       <w:r>
@@ -2230,6 +2395,7 @@
         <w:rPr>
           <w:rFonts w:ascii="Poppins" w:hAnsi="Poppins" w:cs="Poppins"/>
           <w:color w:val="auto"/>
+          <w:lang w:val="pt-BR"/>
         </w:rPr>
       </w:pPr>
       <w:r>
@@ -2266,6 +2432,7 @@
             <w:pPr>
               <w:rPr>
                 <w:rFonts w:cs="Poppins"/>
+                <w:lang w:val="pt-BR"/>
               </w:rPr>
             </w:pPr>
             <w:r>
@@ -2287,6 +2454,7 @@
             <w:pPr>
               <w:rPr>
                 <w:rFonts w:cs="Poppins"/>
+                <w:lang w:val="pt-BR"/>
               </w:rPr>
             </w:pPr>
             <w:r>
@@ -2308,6 +2476,7 @@
             <w:pPr>
               <w:rPr>
                 <w:rFonts w:cs="Poppins"/>
+                <w:lang w:val="pt-BR"/>
               </w:rPr>
             </w:pPr>
             <w:r>
@@ -2333,6 +2502,7 @@
             <w:pPr>
               <w:rPr>
                 <w:rFonts w:cs="Poppins"/>
+                <w:lang w:val="pt-BR"/>
               </w:rPr>
             </w:pPr>
             <w:r>
@@ -2353,6 +2523,7 @@
             <w:pPr>
               <w:rPr>
                 <w:rFonts w:cs="Poppins"/>
+                <w:lang w:val="pt-BR"/>
               </w:rPr>
             </w:pPr>
             <w:r>
@@ -2373,6 +2544,7 @@
             <w:pPr>
               <w:rPr>
                 <w:rFonts w:cs="Poppins"/>
+                <w:lang w:val="pt-BR"/>
               </w:rPr>
             </w:pPr>
             <w:r>
@@ -2398,6 +2570,7 @@
             <w:pPr>
               <w:rPr>
                 <w:rFonts w:cs="Poppins"/>
+                <w:lang w:val="pt-BR"/>
               </w:rPr>
             </w:pPr>
             <w:r>
@@ -2418,6 +2591,7 @@
             <w:pPr>
               <w:rPr>
                 <w:rFonts w:cs="Poppins"/>
+                <w:lang w:val="pt-BR"/>
               </w:rPr>
             </w:pPr>
             <w:r>
@@ -2438,6 +2612,7 @@
             <w:pPr>
               <w:rPr>
                 <w:rFonts w:cs="Poppins"/>
+                <w:lang w:val="pt-BR"/>
               </w:rPr>
             </w:pPr>
             <w:r>
@@ -2463,6 +2638,7 @@
             <w:pPr>
               <w:rPr>
                 <w:rFonts w:cs="Poppins"/>
+                <w:lang w:val="pt-BR"/>
               </w:rPr>
             </w:pPr>
             <w:r>
@@ -2483,6 +2659,7 @@
             <w:pPr>
               <w:rPr>
                 <w:rFonts w:cs="Poppins"/>
+                <w:lang w:val="pt-BR"/>
               </w:rPr>
             </w:pPr>
             <w:r>
@@ -2503,6 +2680,7 @@
             <w:pPr>
               <w:rPr>
                 <w:rFonts w:cs="Poppins"/>
+                <w:lang w:val="pt-BR"/>
               </w:rPr>
             </w:pPr>
             <w:r>
@@ -2528,6 +2706,7 @@
             <w:pPr>
               <w:rPr>
                 <w:rFonts w:cs="Poppins"/>
+                <w:lang w:val="pt-BR"/>
               </w:rPr>
             </w:pPr>
             <w:r>
@@ -2548,6 +2727,7 @@
             <w:pPr>
               <w:rPr>
                 <w:rFonts w:cs="Poppins"/>
+                <w:lang w:val="pt-BR"/>
               </w:rPr>
             </w:pPr>
             <w:r>
@@ -2568,6 +2748,7 @@
             <w:pPr>
               <w:rPr>
                 <w:rFonts w:cs="Poppins"/>
+                <w:lang w:val="pt-BR"/>
               </w:rPr>
             </w:pPr>
             <w:r>
@@ -2600,6 +2781,7 @@
         <w:rPr>
           <w:rFonts w:ascii="Poppins" w:hAnsi="Poppins" w:cs="Poppins"/>
           <w:color w:val="auto"/>
+          <w:lang w:val="pt-BR"/>
         </w:rPr>
       </w:pPr>
       <w:r>
@@ -2618,6 +2800,7 @@
         <w:contextualSpacing w:val="0"/>
         <w:rPr>
           <w:rFonts w:cs="Poppins"/>
+          <w:lang w:val="pt-BR"/>
         </w:rPr>
       </w:pPr>
       <w:r>
@@ -2635,6 +2818,7 @@
         <w:contextualSpacing w:val="0"/>
         <w:rPr>
           <w:rFonts w:cs="Poppins"/>
+          <w:lang w:val="pt-BR"/>
         </w:rPr>
       </w:pPr>
       <w:r>
@@ -2659,6 +2843,7 @@
         <w:rPr>
           <w:rFonts w:ascii="Poppins" w:hAnsi="Poppins" w:cs="Poppins"/>
           <w:color w:val="auto"/>
+          <w:lang w:val="pt-BR"/>
         </w:rPr>
       </w:pPr>
       <w:r>
@@ -2675,6 +2860,7 @@
         <w:spacing w:after="0"/>
         <w:rPr>
           <w:rFonts w:cs="Poppins"/>
+          <w:lang w:val="pt-BR"/>
         </w:rPr>
       </w:pPr>
       <w:r>
@@ -2682,7 +2868,55 @@
           <w:rFonts w:cs="Poppins"/>
           <w:lang w:val="pt-BR" w:eastAsia="pt-BR"/>
         </w:rPr>
-        <w:t>Os recortes foram elaborados com base no Brazilian E-Commerce Public Dataset by Olist, usando os arquivos olist_order_reviews_dataset.csv e olist_order_items_dataset.csv. A ordem original dos registros consultados foi preservada, e nenhum valor foi criado ou alterado.</w:t>
+        <w:t xml:space="preserve">Os recortes foram elaborados com base no </w:t>
+      </w:r>
+      <w:proofErr w:type="spellStart"/>
+      <w:r>
+        <w:rPr>
+          <w:rFonts w:cs="Poppins"/>
+          <w:lang w:val="pt-BR" w:eastAsia="pt-BR"/>
+        </w:rPr>
+        <w:t>Brazilian</w:t>
+      </w:r>
+      <w:proofErr w:type="spellEnd"/>
+      <w:r>
+        <w:rPr>
+          <w:rFonts w:cs="Poppins"/>
+          <w:lang w:val="pt-BR" w:eastAsia="pt-BR"/>
+        </w:rPr>
+        <w:t xml:space="preserve"> E-Commerce </w:t>
+      </w:r>
+      <w:proofErr w:type="spellStart"/>
+      <w:r>
+        <w:rPr>
+          <w:rFonts w:cs="Poppins"/>
+          <w:lang w:val="pt-BR" w:eastAsia="pt-BR"/>
+        </w:rPr>
+        <w:t>Public</w:t>
+      </w:r>
+      <w:proofErr w:type="spellEnd"/>
+      <w:r>
+        <w:rPr>
+          <w:rFonts w:cs="Poppins"/>
+          <w:lang w:val="pt-BR" w:eastAsia="pt-BR"/>
+        </w:rPr>
+        <w:t xml:space="preserve"> Dataset </w:t>
+      </w:r>
+      <w:proofErr w:type="spellStart"/>
+      <w:r>
+        <w:rPr>
+          <w:rFonts w:cs="Poppins"/>
+          <w:lang w:val="pt-BR" w:eastAsia="pt-BR"/>
+        </w:rPr>
+        <w:t>by</w:t>
+      </w:r>
+      <w:proofErr w:type="spellEnd"/>
+      <w:r>
+        <w:rPr>
+          <w:rFonts w:cs="Poppins"/>
+          <w:lang w:val="pt-BR" w:eastAsia="pt-BR"/>
+        </w:rPr>
+        <w:t xml:space="preserve"> Olist, usando os arquivos olist_order_reviews_dataset.csv e olist_order_items_dataset.csv. A ordem original dos registros consultados foi preservada, e nenhum valor foi criado ou alterado.</w:t>
       </w:r>
     </w:p>
     <w:p>
@@ -2690,6 +2924,7 @@
         <w:spacing w:after="0"/>
         <w:rPr>
           <w:rFonts w:cs="Poppins"/>
+          <w:lang w:val="pt-BR"/>
         </w:rPr>
       </w:pPr>
       <w:r>
@@ -2700,17 +2935,9 @@
         <w:t>Disponível em: https://www.kaggle.com/datasets/olistbr/brazilian-ecommerce. Acesso em: 26 ago. 2026.</w:t>
       </w:r>
     </w:p>
-    <w:p>
-      <w:pPr>
-        <w:spacing w:after="0"/>
-        <w:rPr>
-          <w:rFonts w:cs="Poppins"/>
-        </w:rPr>
-      </w:pPr>
-    </w:p>
     <w:sectPr>
-      <w:headerReference w:type="default" r:id="rId9"/>
-      <w:footerReference w:type="default" r:id="rId10"/>
+      <w:headerReference w:type="default" r:id="rId10"/>
+      <w:footerReference w:type="default" r:id="rId11"/>
       <w:pgSz w:w="12240" w:h="15840"/>
       <w:pgMar w:top="648" w:right="864" w:bottom="648" w:left="864" w:header="720" w:footer="720" w:gutter="0"/>
       <w:cols w:space="720"/>
@@ -2756,7 +2983,35 @@
       <w:rPr>
         <w:sz w:val="16"/>
       </w:rPr>
-      <w:t xml:space="preserve">Técnico em Ciência de Dados | </w:t>
+      <w:t xml:space="preserve">Técnico </w:t>
+    </w:r>
+    <w:proofErr w:type="spellStart"/>
+    <w:r>
+      <w:rPr>
+        <w:sz w:val="16"/>
+      </w:rPr>
+      <w:t>em</w:t>
+    </w:r>
+    <w:proofErr w:type="spellEnd"/>
+    <w:r>
+      <w:rPr>
+        <w:sz w:val="16"/>
+      </w:rPr>
+      <w:t xml:space="preserve"> </w:t>
+    </w:r>
+    <w:proofErr w:type="spellStart"/>
+    <w:r>
+      <w:rPr>
+        <w:sz w:val="16"/>
+      </w:rPr>
+      <w:t>Ciência</w:t>
+    </w:r>
+    <w:proofErr w:type="spellEnd"/>
+    <w:r>
+      <w:rPr>
+        <w:sz w:val="16"/>
+      </w:rPr>
+      <w:t xml:space="preserve"> de Dados | </w:t>
     </w:r>
     <w:r>
       <w:rPr>
@@ -2764,11 +3019,47 @@
       </w:rPr>
       <w:t xml:space="preserve">C2 - </w:t>
     </w:r>
+    <w:proofErr w:type="spellStart"/>
     <w:r>
       <w:rPr>
         <w:sz w:val="16"/>
       </w:rPr>
-      <w:t>Matemática e Estatística para Ciência de Dados | Semana 4</w:t>
+      <w:t>Matemática</w:t>
+    </w:r>
+    <w:proofErr w:type="spellEnd"/>
+    <w:r>
+      <w:rPr>
+        <w:sz w:val="16"/>
+      </w:rPr>
+      <w:t xml:space="preserve"> e </w:t>
+    </w:r>
+    <w:proofErr w:type="spellStart"/>
+    <w:r>
+      <w:rPr>
+        <w:sz w:val="16"/>
+      </w:rPr>
+      <w:t>Estatística</w:t>
+    </w:r>
+    <w:proofErr w:type="spellEnd"/>
+    <w:r>
+      <w:rPr>
+        <w:sz w:val="16"/>
+      </w:rPr>
+      <w:t xml:space="preserve"> para </w:t>
+    </w:r>
+    <w:proofErr w:type="spellStart"/>
+    <w:r>
+      <w:rPr>
+        <w:sz w:val="16"/>
+      </w:rPr>
+      <w:t>Ciência</w:t>
+    </w:r>
+    <w:proofErr w:type="spellEnd"/>
+    <w:r>
+      <w:rPr>
+        <w:sz w:val="16"/>
+      </w:rPr>
+      <w:t xml:space="preserve"> de Dados | Semana 4</w:t>
     </w:r>
   </w:p>
 </w:ftr>
@@ -14452,6 +14743,29 @@
       </w:tcPr>
     </w:tblStylePr>
   </w:style>
+  <w:style w:type="character" w:styleId="Hyperlink">
+    <w:name w:val="Hyperlink"/>
+    <w:basedOn w:val="Fontepargpadro"/>
+    <w:uiPriority w:val="99"/>
+    <w:unhideWhenUsed/>
+    <w:rsid w:val="00152AA8"/>
+    <w:rPr>
+      <w:color w:val="0000FF" w:themeColor="hyperlink"/>
+      <w:u w:val="single"/>
+    </w:rPr>
+  </w:style>
+  <w:style w:type="character" w:styleId="MenoPendente">
+    <w:name w:val="Unresolved Mention"/>
+    <w:basedOn w:val="Fontepargpadro"/>
+    <w:uiPriority w:val="99"/>
+    <w:semiHidden/>
+    <w:unhideWhenUsed/>
+    <w:rsid w:val="00152AA8"/>
+    <w:rPr>
+      <w:color w:val="605E5C"/>
+      <w:shd w:val="clear" w:color="auto" w:fill="E1DFDD"/>
+    </w:rPr>
+  </w:style>
 </w:styles>
 </file>
 
